--- a/fanfic/ffn_upload/ch23.docx
+++ b/fanfic/ffn_upload/ch23.docx
@@ -207,7 +207,7 @@
         <w:t xml:space="preserve">“</w:t>
       </w:r>
       <w:r>
-        <w:t xml:space="preserve">Major Rusk tells us the vessel that left Florrum jumped Core-ward. She believes it will make for Coruscant. With one engine as poorly as hers is, she estimates three days.</w:t>
+        <w:t xml:space="preserve">Major Rusk tells us the vessel that left Florrum jumped Core-ward. She believes it will make for Coruscant. With one engine running as hot as the Major describes, she estimates three days.</w:t>
       </w:r>
       <w:r>
         <w:t xml:space="preserve">”</w:t>
@@ -1161,7 +1161,7 @@
         <w:pStyle w:val="BodyText"/>
       </w:pPr>
       <w:r>
-        <w:t xml:space="preserve">Luminara looked at her for a long moment, and Barriss watched her master know.</w:t>
+        <w:t xml:space="preserve">Luminara held her gaze, and Barriss watched her master know.</w:t>
       </w:r>
     </w:p>
     <w:p>
@@ -1275,7 +1275,7 @@
         <w:pStyle w:val="BodyText"/>
       </w:pPr>
       <w:r>
-        <w:t xml:space="preserve">Barriss had wanted, more than she had wanted anything in five months, for someone to break it down.</w:t>
+        <w:t xml:space="preserve">Barriss had wanted, more than she had wanted anything in all those months, for someone to break it down.</w:t>
       </w:r>
     </w:p>
     <w:p>
@@ -1346,7 +1346,7 @@
         <w:pStyle w:val="BodyText"/>
       </w:pPr>
       <w:r>
-        <w:t xml:space="preserve">The surgical drape had gone grey with dust and stiff with damp. She drew it out with both hands, and even through the cloth she felt them — the two curved hilts lying side by side, heavy and wrong, their bled crystals humming at the edge of her senses like a held breath that had never been let go. Five months in the dark had not quieted them. If anything they felt more awake, the way a wound left untended grows hot.</w:t>
+        <w:t xml:space="preserve">The surgical drape had gone grey with dust and stiff with damp. She drew it out with both hands, and even through the cloth she felt them — the two curved hilts lying side by side, heavy and wrong, their bled crystals humming just beneath her senses like a held breath that had never been let go. Five months in the dark had not quieted them. If anything they felt more awake, the way a wound left untended grows hot.</w:t>
       </w:r>
     </w:p>
     <w:p>
@@ -1394,7 +1394,7 @@
         <w:pStyle w:val="BodyText"/>
       </w:pPr>
       <w:r>
-        <w:t xml:space="preserve">He had not said it. He had not needed to. He had only told her where she’d hidden the knife.</w:t>
+        <w:t xml:space="preserve">He had not said it. He had not needed to. He had only reminded her where she’d hidden the knife.</w:t>
       </w:r>
     </w:p>
     <w:p>
@@ -1433,7 +1433,7 @@
         <w:pStyle w:val="BodyText"/>
       </w:pPr>
       <w:r>
-        <w:t xml:space="preserve">Not her Temple comlink. That one sat in the clinic charging cradle where she’d left it, logged and traceable. This was the other one — the old, scuffed, civilian unit she had carried in her inner pocket for five months without ever switching it off, for the same reason she had never managed to crush two kyber crystals. It had one channel set on it. A private frequency she had given Ahsoka long ago, years before any of this, laughing:</w:t>
+        <w:t xml:space="preserve">Not her Temple comlink. That one sat in the clinic charging cradle where she’d left it, logged and traceable. This was the other one — the old, scuffed, civilian unit she had carried in her inner pocket since the warehouse without ever switching it off, for the same reason she had never managed to crush two kyber crystals. It had one channel set on it. A private frequency she had given Ahsoka long ago, years before any of this, laughing:</w:t>
       </w:r>
       <w:r>
         <w:t xml:space="preserve"> </w:t>
@@ -1501,7 +1501,7 @@
         <w:pStyle w:val="BodyText"/>
       </w:pPr>
       <w:r>
-        <w:t xml:space="preserve">She read it four times. The words did not change. She found herself checking the signal path the way she would have checked a stranger’s pulse — and there was no relay tag, no HoloNet routing. A short-range bounce off the city grid. Whoever had sent it was on Coruscant. Was here. Already.</w:t>
+        <w:t xml:space="preserve">She read it four times. The words did not change. She found herself checking the signal path the way she would have checked a stranger’s pulse — and there was no relay tag, no Holonet routing. A short-range bounce off the city grid. Whoever had sent it was on Coruscant. Was here. Already.</w:t>
       </w:r>
     </w:p>
     <w:p>
@@ -1537,7 +1537,7 @@
         <w:pStyle w:val="BodyText"/>
       </w:pPr>
       <w:r>
-        <w:t xml:space="preserve">An old munitions warehouse in the lower levels, its roof half gone, its floor stacked with nano-droid crates that Barriss herself had seen arranged. A girl on her back among them, unconscious, with her own sabers lying out of reach where they’d been knocked from her hands. The Coruscant Guard’s lights already sweeping the windows. Barriss had stood over her for perhaps three heartbeats before she ran — long enough to see that Ahsoka was breathing, not long enough to do anything about it.</w:t>
+        <w:t xml:space="preserve">An old munitions warehouse in the lower levels, its roof half gone, its floor stacked with nano-droid crates that Barriss herself had seen arranged. A girl on her back among them, unconscious, with a stolen Guard baton lying out of reach where it had been knocked from her hand. The Coruscant Guard’s lights already sweeping the windows. Barriss had stood over her for perhaps three heartbeats before she ran — long enough to see that Ahsoka was breathing, not long enough to do anything about it.</w:t>
       </w:r>
     </w:p>
     <w:p>
@@ -1595,7 +1595,7 @@
         <w:pStyle w:val="BodyText"/>
       </w:pPr>
       <w:r>
-        <w:t xml:space="preserve">There was no time in the message. There didn’t need to be. Ahsoka would be there now, or soon, and she would wait. She had waited in ice for five months. She could wait in the dark for a night.</w:t>
+        <w:t xml:space="preserve">There was no time in the message. There didn’t need to be. Ahsoka would be there now, or soon, and she would wait. She had waited in ice for four months. She could wait in the dark for a night.</w:t>
       </w:r>
     </w:p>
     <w:p>
